--- a/CU/CU-19.1.docx
+++ b/CU/CU-19.1.docx
@@ -1638,14 +1638,28 @@
                 <w:sz w:val="22"/>
                 <w:szCs w:val="22"/>
               </w:rPr>
-              <w:t>2</w:t>
-            </w:r>
-            <w:r>
-              <w:rPr>
-                <w:sz w:val="22"/>
-                <w:szCs w:val="22"/>
-              </w:rPr>
-              <w:t xml:space="preserve"> segundos.</w:t>
+              <w:t>5</w:t>
+            </w:r>
+            <w:r>
+              <w:rPr>
+                <w:sz w:val="22"/>
+                <w:szCs w:val="22"/>
+              </w:rPr>
+              <w:t xml:space="preserve"> </w:t>
+            </w:r>
+            <w:r>
+              <w:rPr>
+                <w:sz w:val="22"/>
+                <w:szCs w:val="22"/>
+              </w:rPr>
+              <w:t>minutos</w:t>
+            </w:r>
+            <w:r>
+              <w:rPr>
+                <w:sz w:val="22"/>
+                <w:szCs w:val="22"/>
+              </w:rPr>
+              <w:t>.</w:t>
             </w:r>
           </w:p>
         </w:tc>
